--- a/Documentation/Dokumentace k projektu.docx
+++ b/Documentation/Dokumentace k projektu.docx
@@ -2,168 +2,939 @@
 <file path=word/document.xml><?xml version="1.0" encoding="utf-8"?>
 <w:document xmlns:wpc="http://schemas.microsoft.com/office/word/2010/wordprocessingCanvas" xmlns:cx="http://schemas.microsoft.com/office/drawing/2014/chartex" xmlns:cx1="http://schemas.microsoft.com/office/drawing/2015/9/8/chartex" xmlns:cx2="http://schemas.microsoft.com/office/drawing/2015/10/21/chartex" xmlns:cx3="http://schemas.microsoft.com/office/drawing/2016/5/9/chartex" xmlns:cx4="http://schemas.microsoft.com/office/drawing/2016/5/10/chartex" xmlns:cx5="http://schemas.microsoft.com/office/drawing/2016/5/11/chartex" xmlns:cx6="http://schemas.microsoft.com/office/drawing/2016/5/12/chartex" xmlns:cx7="http://schemas.microsoft.com/office/drawing/2016/5/13/chartex" xmlns:cx8="http://schemas.microsoft.com/office/drawing/2016/5/14/chartex" xmlns:mc="http://schemas.openxmlformats.org/markup-compatibility/2006" xmlns:aink="http://schemas.microsoft.com/office/drawing/2016/ink" xmlns:am3d="http://schemas.microsoft.com/office/drawing/2017/model3d" xmlns:o="urn:schemas-microsoft-com:office:office" xmlns:oel="http://schemas.microsoft.com/office/2019/extlst" xmlns:r="http://schemas.openxmlformats.org/officeDocument/2006/relationships" xmlns:m="http://schemas.openxmlformats.org/officeDocument/2006/math" xmlns:v="urn:schemas-microsoft-com:vml" xmlns:wp14="http://schemas.microsoft.com/office/word/2010/wordprocessingDrawing" xmlns:wp="http://schemas.openxmlformats.org/drawingml/2006/wordprocessingDrawing" xmlns:w10="urn:schemas-microsoft-com:office:word" xmlns:w="http://schemas.openxmlformats.org/wordprocessingml/2006/main" xmlns:w14="http://schemas.microsoft.com/office/word/2010/wordml" xmlns:w15="http://schemas.microsoft.com/office/word/2012/wordml" xmlns:w16cex="http://schemas.microsoft.com/office/word/2018/wordml/cex" xmlns:w16cid="http://schemas.microsoft.com/office/word/2016/wordml/cid" xmlns:w16="http://schemas.microsoft.com/office/word/2018/wordml" xmlns:w16du="http://schemas.microsoft.com/office/word/2023/wordml/word16du" xmlns:w16sdtdh="http://schemas.microsoft.com/office/word/2020/wordml/sdtdatahash" xmlns:w16sdtfl="http://schemas.microsoft.com/office/word/2024/wordml/sdtformatlock" xmlns:w16se="http://schemas.microsoft.com/office/word/2015/wordml/symex" xmlns:wpg="http://schemas.microsoft.com/office/word/2010/wordprocessingGroup" xmlns:wpi="http://schemas.microsoft.com/office/word/2010/wordprocessingInk" xmlns:wne="http://schemas.microsoft.com/office/word/2006/wordml" xmlns:wps="http://schemas.microsoft.com/office/word/2010/wordprocessingShape" mc:Ignorable="w14 w15 w16se w16cid w16 w16cex w16sdtdh w16sdtfl w16du wp14">
   <w:body>
+    <w:sdt>
+      <w:sdtPr>
+        <w:id w:val="-475061070"/>
+        <w:docPartObj>
+          <w:docPartGallery w:val="Cover Pages"/>
+          <w:docPartUnique/>
+        </w:docPartObj>
+      </w:sdtPr>
+      <w:sdtContent>
+        <w:p>
+          <w:r>
+            <w:rPr>
+              <w:noProof/>
+            </w:rPr>
+            <mc:AlternateContent>
+              <mc:Choice Requires="wpg">
+                <w:drawing>
+                  <wp:anchor distT="0" distB="0" distL="114300" distR="114300" simplePos="0" relativeHeight="251663360" behindDoc="0" locked="0" layoutInCell="1" allowOverlap="1" wp14:anchorId="491DF285" wp14:editId="1CEDC677">
+                    <wp:simplePos x="0" y="0"/>
+                    <wp:positionH relativeFrom="page">
+                      <wp:align>right</wp:align>
+                    </wp:positionH>
+                    <wp:positionV relativeFrom="page">
+                      <wp:align>bottom</wp:align>
+                    </wp:positionV>
+                    <wp:extent cx="4672584" cy="3374136"/>
+                    <wp:effectExtent l="0" t="0" r="0" b="0"/>
+                    <wp:wrapNone/>
+                    <wp:docPr id="454" name="Group 121" title="Author and company name with crop mark graphic"/>
+                    <wp:cNvGraphicFramePr/>
+                    <a:graphic xmlns:a="http://schemas.openxmlformats.org/drawingml/2006/main">
+                      <a:graphicData uri="http://schemas.microsoft.com/office/word/2010/wordprocessingGroup">
+                        <wpg:wgp>
+                          <wpg:cNvGrpSpPr/>
+                          <wpg:grpSpPr>
+                            <a:xfrm>
+                              <a:off x="0" y="0"/>
+                              <a:ext cx="4672584" cy="3374136"/>
+                              <a:chOff x="0" y="0"/>
+                              <a:chExt cx="4671822" cy="3374136"/>
+                            </a:xfrm>
+                          </wpg:grpSpPr>
+                          <wpg:grpSp>
+                            <wpg:cNvPr id="455" name="Group 455" title="Crop mark graphic"/>
+                            <wpg:cNvGrpSpPr/>
+                            <wpg:grpSpPr>
+                              <a:xfrm>
+                                <a:off x="2038350" y="0"/>
+                                <a:ext cx="2633472" cy="3374136"/>
+                                <a:chOff x="0" y="0"/>
+                                <a:chExt cx="2628900" cy="3371850"/>
+                              </a:xfrm>
+                            </wpg:grpSpPr>
+                            <wps:wsp>
+                              <wps:cNvPr id="456" name="Freeform 456"/>
+                              <wps:cNvSpPr>
+                                <a:spLocks/>
+                              </wps:cNvSpPr>
+                              <wps:spPr bwMode="auto">
+                                <a:xfrm>
+                                  <a:off x="0" y="0"/>
+                                  <a:ext cx="2133600" cy="2867025"/>
+                                </a:xfrm>
+                                <a:custGeom>
+                                  <a:avLst/>
+                                  <a:gdLst>
+                                    <a:gd name="T0" fmla="*/ 1344 w 1344"/>
+                                    <a:gd name="T1" fmla="*/ 1806 h 1806"/>
+                                    <a:gd name="T2" fmla="*/ 0 w 1344"/>
+                                    <a:gd name="T3" fmla="*/ 1806 h 1806"/>
+                                    <a:gd name="T4" fmla="*/ 0 w 1344"/>
+                                    <a:gd name="T5" fmla="*/ 1641 h 1806"/>
+                                    <a:gd name="T6" fmla="*/ 1176 w 1344"/>
+                                    <a:gd name="T7" fmla="*/ 1641 h 1806"/>
+                                    <a:gd name="T8" fmla="*/ 1176 w 1344"/>
+                                    <a:gd name="T9" fmla="*/ 0 h 1806"/>
+                                    <a:gd name="T10" fmla="*/ 1344 w 1344"/>
+                                    <a:gd name="T11" fmla="*/ 0 h 1806"/>
+                                    <a:gd name="T12" fmla="*/ 1344 w 1344"/>
+                                    <a:gd name="T13" fmla="*/ 1806 h 1806"/>
+                                  </a:gdLst>
+                                  <a:ahLst/>
+                                  <a:cxnLst>
+                                    <a:cxn ang="0">
+                                      <a:pos x="T0" y="T1"/>
+                                    </a:cxn>
+                                    <a:cxn ang="0">
+                                      <a:pos x="T2" y="T3"/>
+                                    </a:cxn>
+                                    <a:cxn ang="0">
+                                      <a:pos x="T4" y="T5"/>
+                                    </a:cxn>
+                                    <a:cxn ang="0">
+                                      <a:pos x="T6" y="T7"/>
+                                    </a:cxn>
+                                    <a:cxn ang="0">
+                                      <a:pos x="T8" y="T9"/>
+                                    </a:cxn>
+                                    <a:cxn ang="0">
+                                      <a:pos x="T10" y="T11"/>
+                                    </a:cxn>
+                                    <a:cxn ang="0">
+                                      <a:pos x="T12" y="T13"/>
+                                    </a:cxn>
+                                  </a:cxnLst>
+                                  <a:rect l="0" t="0" r="r" b="b"/>
+                                  <a:pathLst>
+                                    <a:path w="1344" h="1806">
+                                      <a:moveTo>
+                                        <a:pt x="1344" y="1806"/>
+                                      </a:moveTo>
+                                      <a:lnTo>
+                                        <a:pt x="0" y="1806"/>
+                                      </a:lnTo>
+                                      <a:lnTo>
+                                        <a:pt x="0" y="1641"/>
+                                      </a:lnTo>
+                                      <a:lnTo>
+                                        <a:pt x="1176" y="1641"/>
+                                      </a:lnTo>
+                                      <a:lnTo>
+                                        <a:pt x="1176" y="0"/>
+                                      </a:lnTo>
+                                      <a:lnTo>
+                                        <a:pt x="1344" y="0"/>
+                                      </a:lnTo>
+                                      <a:lnTo>
+                                        <a:pt x="1344" y="1806"/>
+                                      </a:lnTo>
+                                      <a:close/>
+                                    </a:path>
+                                  </a:pathLst>
+                                </a:custGeom>
+                                <a:solidFill>
+                                  <a:schemeClr val="tx2"/>
+                                </a:solidFill>
+                                <a:ln>
+                                  <a:noFill/>
+                                </a:ln>
+                              </wps:spPr>
+                              <wps:bodyPr vert="horz" wrap="square" lIns="91440" tIns="45720" rIns="91440" bIns="45720" numCol="1" anchor="t" anchorCtr="0" compatLnSpc="1">
+                                <a:prstTxWarp prst="textNoShape">
+                                  <a:avLst/>
+                                </a:prstTxWarp>
+                              </wps:bodyPr>
+                            </wps:wsp>
+                            <wps:wsp>
+                              <wps:cNvPr id="457" name="Rectangle 457"/>
+                              <wps:cNvSpPr/>
+                              <wps:spPr>
+                                <a:xfrm>
+                                  <a:off x="9525" y="0"/>
+                                  <a:ext cx="2619375" cy="3371850"/>
+                                </a:xfrm>
+                                <a:prstGeom prst="rect">
+                                  <a:avLst/>
+                                </a:prstGeom>
+                                <a:noFill/>
+                                <a:ln>
+                                  <a:noFill/>
+                                </a:ln>
+                              </wps:spPr>
+                              <wps:style>
+                                <a:lnRef idx="2">
+                                  <a:schemeClr val="accent1">
+                                    <a:shade val="50000"/>
+                                  </a:schemeClr>
+                                </a:lnRef>
+                                <a:fillRef idx="1">
+                                  <a:schemeClr val="accent1"/>
+                                </a:fillRef>
+                                <a:effectRef idx="0">
+                                  <a:schemeClr val="accent1"/>
+                                </a:effectRef>
+                                <a:fontRef idx="minor">
+                                  <a:schemeClr val="lt1"/>
+                                </a:fontRef>
+                              </wps:style>
+                              <wps:bodyPr rot="0" spcFirstLastPara="0" vertOverflow="overflow" horzOverflow="overflow" vert="horz" wrap="square" lIns="91440" tIns="45720" rIns="91440" bIns="45720" numCol="1" spcCol="0" rtlCol="0" fromWordArt="0" anchor="ctr" anchorCtr="0" forceAA="0" compatLnSpc="1">
+                                <a:prstTxWarp prst="textNoShape">
+                                  <a:avLst/>
+                                </a:prstTxWarp>
+                                <a:noAutofit/>
+                              </wps:bodyPr>
+                            </wps:wsp>
+                          </wpg:grpSp>
+                          <wps:wsp>
+                            <wps:cNvPr id="458" name="Text Box 458" title="Title and subtitle"/>
+                            <wps:cNvSpPr txBox="1"/>
+                            <wps:spPr>
+                              <a:xfrm>
+                                <a:off x="0" y="1104900"/>
+                                <a:ext cx="3904218" cy="1504950"/>
+                              </a:xfrm>
+                              <a:prstGeom prst="rect">
+                                <a:avLst/>
+                              </a:prstGeom>
+                              <a:noFill/>
+                              <a:ln w="6350">
+                                <a:noFill/>
+                              </a:ln>
+                            </wps:spPr>
+                            <wps:txbx>
+                              <w:txbxContent>
+                                <w:sdt>
+                                  <w:sdtPr>
+                                    <w:rPr>
+                                      <w:color w:val="0E2841" w:themeColor="text2"/>
+                                      <w:spacing w:val="10"/>
+                                      <w:sz w:val="36"/>
+                                      <w:szCs w:val="36"/>
+                                    </w:rPr>
+                                    <w:alias w:val="Author"/>
+                                    <w:tag w:val=""/>
+                                    <w:id w:val="1348599287"/>
+                                    <w:dataBinding w:prefixMappings="xmlns:ns0='http://purl.org/dc/elements/1.1/' xmlns:ns1='http://schemas.openxmlformats.org/package/2006/metadata/core-properties' " w:xpath="/ns1:coreProperties[1]/ns0:creator[1]" w:storeItemID="{6C3C8BC8-F283-45AE-878A-BAB7291924A1}"/>
+                                    <w15:appearance w15:val="hidden"/>
+                                    <w:text/>
+                                  </w:sdtPr>
+                                  <w:sdtContent>
+                                    <w:p>
+                                      <w:pPr>
+                                        <w:pStyle w:val="NoSpacing"/>
+                                        <w:spacing w:after="240"/>
+                                        <w:jc w:val="right"/>
+                                        <w:rPr>
+                                          <w:color w:val="0E2841" w:themeColor="text2"/>
+                                          <w:spacing w:val="10"/>
+                                          <w:sz w:val="36"/>
+                                          <w:szCs w:val="36"/>
+                                        </w:rPr>
+                                      </w:pPr>
+                                      <w:r>
+                                        <w:rPr>
+                                          <w:color w:val="0E2841" w:themeColor="text2"/>
+                                          <w:spacing w:val="10"/>
+                                          <w:sz w:val="36"/>
+                                          <w:szCs w:val="36"/>
+                                        </w:rPr>
+                                        <w:t>Linda Pečivová</w:t>
+                                      </w:r>
+                                    </w:p>
+                                  </w:sdtContent>
+                                </w:sdt>
+                                <w:p>
+                                  <w:pPr>
+                                    <w:pStyle w:val="NoSpacing"/>
+                                    <w:jc w:val="right"/>
+                                    <w:rPr>
+                                      <w:color w:val="0E2841" w:themeColor="text2"/>
+                                      <w:spacing w:val="10"/>
+                                      <w:sz w:val="28"/>
+                                      <w:szCs w:val="28"/>
+                                    </w:rPr>
+                                  </w:pPr>
+                                  <w:sdt>
+                                    <w:sdtPr>
+                                      <w:rPr>
+                                        <w:color w:val="0E2841" w:themeColor="text2"/>
+                                        <w:spacing w:val="10"/>
+                                        <w:sz w:val="28"/>
+                                        <w:szCs w:val="28"/>
+                                      </w:rPr>
+                                      <w:alias w:val="Company"/>
+                                      <w:tag w:val=""/>
+                                      <w:id w:val="1712304738"/>
+                                      <w:dataBinding w:prefixMappings="xmlns:ns0='http://schemas.openxmlformats.org/officeDocument/2006/extended-properties' " w:xpath="/ns0:Properties[1]/ns0:Company[1]" w:storeItemID="{6668398D-A668-4E3E-A5EB-62B293D839F1}"/>
+                                      <w15:appearance w15:val="hidden"/>
+                                      <w:text/>
+                                    </w:sdtPr>
+                                    <w:sdtContent>
+                                      <w:r>
+                                        <w:rPr>
+                                          <w:color w:val="0E2841" w:themeColor="text2"/>
+                                          <w:spacing w:val="10"/>
+                                          <w:sz w:val="28"/>
+                                          <w:szCs w:val="28"/>
+                                        </w:rPr>
+                                        <w:t>S1I</w:t>
+                                      </w:r>
+                                    </w:sdtContent>
+                                  </w:sdt>
+                                </w:p>
+                              </w:txbxContent>
+                            </wps:txbx>
+                            <wps:bodyPr rot="0" spcFirstLastPara="0" vertOverflow="overflow" horzOverflow="overflow" vert="horz" wrap="square" lIns="0" tIns="0" rIns="457200" bIns="457200" numCol="1" spcCol="0" rtlCol="0" fromWordArt="0" anchor="b" anchorCtr="0" forceAA="0" compatLnSpc="1">
+                              <a:prstTxWarp prst="textNoShape">
+                                <a:avLst/>
+                              </a:prstTxWarp>
+                              <a:noAutofit/>
+                            </wps:bodyPr>
+                          </wps:wsp>
+                        </wpg:wgp>
+                      </a:graphicData>
+                    </a:graphic>
+                    <wp14:sizeRelH relativeFrom="margin">
+                      <wp14:pctWidth>0</wp14:pctWidth>
+                    </wp14:sizeRelH>
+                    <wp14:sizeRelV relativeFrom="margin">
+                      <wp14:pctHeight>0</wp14:pctHeight>
+                    </wp14:sizeRelV>
+                  </wp:anchor>
+                </w:drawing>
+              </mc:Choice>
+              <mc:Fallback>
+                <w:pict>
+                  <v:group w14:anchorId="491DF285" id="Group 121" o:spid="_x0000_s1026" alt="Title: Author and company name with crop mark graphic" style="position:absolute;margin-left:316.7pt;margin-top:0;width:367.9pt;height:265.7pt;z-index:251663360;mso-position-horizontal:right;mso-position-horizontal-relative:page;mso-position-vertical:bottom;mso-position-vertical-relative:page;mso-width-relative:margin;mso-height-relative:margin" coordsize="46718,33741" o:gfxdata="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">
+                    <v:group id="Group 455" o:spid="_x0000_s1027" style="position:absolute;left:20383;width:26335;height:33741" coordsize="26289,33718" o:gfxdata="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">
+                      <v:shape id="Freeform 456" o:spid="_x0000_s1028" style="position:absolute;width:21336;height:28670;visibility:visible;mso-wrap-style:square;v-text-anchor:top" coordsize="1344,1806" o:gfxdata="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" path="m1344,1806l,1806,,1641r1176,l1176,r168,l1344,1806xe" fillcolor="#0e2841 [3215]" stroked="f">
+                        <v:path arrowok="t" o:connecttype="custom" o:connectlocs="2133600,2867025;0,2867025;0,2605088;1866900,2605088;1866900,0;2133600,0;2133600,2867025" o:connectangles="0,0,0,0,0,0,0"/>
+                      </v:shape>
+                      <v:rect id="Rectangle 457" o:spid="_x0000_s1029" style="position:absolute;left:95;width:26194;height:33718;visibility:visible;mso-wrap-style:square;v-text-anchor:middle" o:gfxdata="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" filled="f" stroked="f" strokeweight="1.5pt"/>
+                    </v:group>
+                    <v:shapetype id="_x0000_t202" coordsize="21600,21600" o:spt="202" path="m,l,21600r21600,l21600,xe">
+                      <v:stroke joinstyle="miter"/>
+                      <v:path gradientshapeok="t" o:connecttype="rect"/>
+                    </v:shapetype>
+                    <v:shape id="Text Box 458" o:spid="_x0000_s1030" type="#_x0000_t202" style="position:absolute;top:11049;width:39042;height:15049;visibility:visible;mso-wrap-style:square;v-text-anchor:bottom" o:gfxdata="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" filled="f" stroked="f" strokeweight=".5pt">
+                      <v:textbox inset="0,0,36pt,36pt">
+                        <w:txbxContent>
+                          <w:sdt>
+                            <w:sdtPr>
+                              <w:rPr>
+                                <w:color w:val="0E2841" w:themeColor="text2"/>
+                                <w:spacing w:val="10"/>
+                                <w:sz w:val="36"/>
+                                <w:szCs w:val="36"/>
+                              </w:rPr>
+                              <w:alias w:val="Author"/>
+                              <w:tag w:val=""/>
+                              <w:id w:val="1348599287"/>
+                              <w:dataBinding w:prefixMappings="xmlns:ns0='http://purl.org/dc/elements/1.1/' xmlns:ns1='http://schemas.openxmlformats.org/package/2006/metadata/core-properties' " w:xpath="/ns1:coreProperties[1]/ns0:creator[1]" w:storeItemID="{6C3C8BC8-F283-45AE-878A-BAB7291924A1}"/>
+                              <w15:appearance w15:val="hidden"/>
+                              <w:text/>
+                            </w:sdtPr>
+                            <w:sdtContent>
+                              <w:p>
+                                <w:pPr>
+                                  <w:pStyle w:val="NoSpacing"/>
+                                  <w:spacing w:after="240"/>
+                                  <w:jc w:val="right"/>
+                                  <w:rPr>
+                                    <w:color w:val="0E2841" w:themeColor="text2"/>
+                                    <w:spacing w:val="10"/>
+                                    <w:sz w:val="36"/>
+                                    <w:szCs w:val="36"/>
+                                  </w:rPr>
+                                </w:pPr>
+                                <w:r>
+                                  <w:rPr>
+                                    <w:color w:val="0E2841" w:themeColor="text2"/>
+                                    <w:spacing w:val="10"/>
+                                    <w:sz w:val="36"/>
+                                    <w:szCs w:val="36"/>
+                                  </w:rPr>
+                                  <w:t>Linda Pečivová</w:t>
+                                </w:r>
+                              </w:p>
+                            </w:sdtContent>
+                          </w:sdt>
+                          <w:p>
+                            <w:pPr>
+                              <w:pStyle w:val="NoSpacing"/>
+                              <w:jc w:val="right"/>
+                              <w:rPr>
+                                <w:color w:val="0E2841" w:themeColor="text2"/>
+                                <w:spacing w:val="10"/>
+                                <w:sz w:val="28"/>
+                                <w:szCs w:val="28"/>
+                              </w:rPr>
+                            </w:pPr>
+                            <w:sdt>
+                              <w:sdtPr>
+                                <w:rPr>
+                                  <w:color w:val="0E2841" w:themeColor="text2"/>
+                                  <w:spacing w:val="10"/>
+                                  <w:sz w:val="28"/>
+                                  <w:szCs w:val="28"/>
+                                </w:rPr>
+                                <w:alias w:val="Company"/>
+                                <w:tag w:val=""/>
+                                <w:id w:val="1712304738"/>
+                                <w:dataBinding w:prefixMappings="xmlns:ns0='http://schemas.openxmlformats.org/officeDocument/2006/extended-properties' " w:xpath="/ns0:Properties[1]/ns0:Company[1]" w:storeItemID="{6668398D-A668-4E3E-A5EB-62B293D839F1}"/>
+                                <w15:appearance w15:val="hidden"/>
+                                <w:text/>
+                              </w:sdtPr>
+                              <w:sdtContent>
+                                <w:r>
+                                  <w:rPr>
+                                    <w:color w:val="0E2841" w:themeColor="text2"/>
+                                    <w:spacing w:val="10"/>
+                                    <w:sz w:val="28"/>
+                                    <w:szCs w:val="28"/>
+                                  </w:rPr>
+                                  <w:t>S1I</w:t>
+                                </w:r>
+                              </w:sdtContent>
+                            </w:sdt>
+                          </w:p>
+                        </w:txbxContent>
+                      </v:textbox>
+                    </v:shape>
+                    <w10:wrap anchorx="page" anchory="page"/>
+                  </v:group>
+                </w:pict>
+              </mc:Fallback>
+            </mc:AlternateContent>
+          </w:r>
+          <w:r>
+            <w:rPr>
+              <w:noProof/>
+            </w:rPr>
+            <mc:AlternateContent>
+              <mc:Choice Requires="wpg">
+                <w:drawing>
+                  <wp:anchor distT="0" distB="0" distL="114300" distR="114300" simplePos="0" relativeHeight="251662336" behindDoc="0" locked="0" layoutInCell="1" allowOverlap="1" wp14:anchorId="68E37727" wp14:editId="795F0EA6">
+                    <wp:simplePos x="0" y="0"/>
+                    <wp:positionH relativeFrom="page">
+                      <wp:align>left</wp:align>
+                    </wp:positionH>
+                    <wp:positionV relativeFrom="page">
+                      <wp:align>top</wp:align>
+                    </wp:positionV>
+                    <wp:extent cx="6382512" cy="3401568"/>
+                    <wp:effectExtent l="0" t="0" r="0" b="8890"/>
+                    <wp:wrapNone/>
+                    <wp:docPr id="459" name="Group 125" title="Title and subtitle with crop mark graphic"/>
+                    <wp:cNvGraphicFramePr/>
+                    <a:graphic xmlns:a="http://schemas.openxmlformats.org/drawingml/2006/main">
+                      <a:graphicData uri="http://schemas.microsoft.com/office/word/2010/wordprocessingGroup">
+                        <wpg:wgp>
+                          <wpg:cNvGrpSpPr/>
+                          <wpg:grpSpPr>
+                            <a:xfrm>
+                              <a:off x="0" y="0"/>
+                              <a:ext cx="6382512" cy="3401568"/>
+                              <a:chOff x="0" y="0"/>
+                              <a:chExt cx="6381750" cy="3401568"/>
+                            </a:xfrm>
+                          </wpg:grpSpPr>
+                          <wpg:grpSp>
+                            <wpg:cNvPr id="460" name="Group 460" title="Crop mark graphic"/>
+                            <wpg:cNvGrpSpPr/>
+                            <wpg:grpSpPr>
+                              <a:xfrm>
+                                <a:off x="0" y="0"/>
+                                <a:ext cx="2642616" cy="3401568"/>
+                                <a:chOff x="0" y="0"/>
+                                <a:chExt cx="2642616" cy="3401568"/>
+                              </a:xfrm>
+                            </wpg:grpSpPr>
+                            <wps:wsp>
+                              <wps:cNvPr id="461" name="Freeform 461"/>
+                              <wps:cNvSpPr>
+                                <a:spLocks/>
+                              </wps:cNvSpPr>
+                              <wps:spPr bwMode="auto">
+                                <a:xfrm>
+                                  <a:off x="504825" y="504825"/>
+                                  <a:ext cx="2133600" cy="2867025"/>
+                                </a:xfrm>
+                                <a:custGeom>
+                                  <a:avLst/>
+                                  <a:gdLst>
+                                    <a:gd name="T0" fmla="*/ 168 w 1344"/>
+                                    <a:gd name="T1" fmla="*/ 1806 h 1806"/>
+                                    <a:gd name="T2" fmla="*/ 0 w 1344"/>
+                                    <a:gd name="T3" fmla="*/ 1806 h 1806"/>
+                                    <a:gd name="T4" fmla="*/ 0 w 1344"/>
+                                    <a:gd name="T5" fmla="*/ 0 h 1806"/>
+                                    <a:gd name="T6" fmla="*/ 1344 w 1344"/>
+                                    <a:gd name="T7" fmla="*/ 0 h 1806"/>
+                                    <a:gd name="T8" fmla="*/ 1344 w 1344"/>
+                                    <a:gd name="T9" fmla="*/ 165 h 1806"/>
+                                    <a:gd name="T10" fmla="*/ 168 w 1344"/>
+                                    <a:gd name="T11" fmla="*/ 165 h 1806"/>
+                                    <a:gd name="T12" fmla="*/ 168 w 1344"/>
+                                    <a:gd name="T13" fmla="*/ 1806 h 1806"/>
+                                  </a:gdLst>
+                                  <a:ahLst/>
+                                  <a:cxnLst>
+                                    <a:cxn ang="0">
+                                      <a:pos x="T0" y="T1"/>
+                                    </a:cxn>
+                                    <a:cxn ang="0">
+                                      <a:pos x="T2" y="T3"/>
+                                    </a:cxn>
+                                    <a:cxn ang="0">
+                                      <a:pos x="T4" y="T5"/>
+                                    </a:cxn>
+                                    <a:cxn ang="0">
+                                      <a:pos x="T6" y="T7"/>
+                                    </a:cxn>
+                                    <a:cxn ang="0">
+                                      <a:pos x="T8" y="T9"/>
+                                    </a:cxn>
+                                    <a:cxn ang="0">
+                                      <a:pos x="T10" y="T11"/>
+                                    </a:cxn>
+                                    <a:cxn ang="0">
+                                      <a:pos x="T12" y="T13"/>
+                                    </a:cxn>
+                                  </a:cxnLst>
+                                  <a:rect l="0" t="0" r="r" b="b"/>
+                                  <a:pathLst>
+                                    <a:path w="1344" h="1806">
+                                      <a:moveTo>
+                                        <a:pt x="168" y="1806"/>
+                                      </a:moveTo>
+                                      <a:lnTo>
+                                        <a:pt x="0" y="1806"/>
+                                      </a:lnTo>
+                                      <a:lnTo>
+                                        <a:pt x="0" y="0"/>
+                                      </a:lnTo>
+                                      <a:lnTo>
+                                        <a:pt x="1344" y="0"/>
+                                      </a:lnTo>
+                                      <a:lnTo>
+                                        <a:pt x="1344" y="165"/>
+                                      </a:lnTo>
+                                      <a:lnTo>
+                                        <a:pt x="168" y="165"/>
+                                      </a:lnTo>
+                                      <a:lnTo>
+                                        <a:pt x="168" y="1806"/>
+                                      </a:lnTo>
+                                      <a:close/>
+                                    </a:path>
+                                  </a:pathLst>
+                                </a:custGeom>
+                                <a:solidFill>
+                                  <a:schemeClr val="tx2"/>
+                                </a:solidFill>
+                                <a:ln>
+                                  <a:noFill/>
+                                </a:ln>
+                              </wps:spPr>
+                              <wps:bodyPr vert="horz" wrap="square" lIns="91440" tIns="45720" rIns="91440" bIns="45720" numCol="1" anchor="t" anchorCtr="0" compatLnSpc="1">
+                                <a:prstTxWarp prst="textNoShape">
+                                  <a:avLst/>
+                                </a:prstTxWarp>
+                              </wps:bodyPr>
+                            </wps:wsp>
+                            <wps:wsp>
+                              <wps:cNvPr id="462" name="Rectangle 462"/>
+                              <wps:cNvSpPr/>
+                              <wps:spPr>
+                                <a:xfrm>
+                                  <a:off x="0" y="0"/>
+                                  <a:ext cx="2642616" cy="3401568"/>
+                                </a:xfrm>
+                                <a:prstGeom prst="rect">
+                                  <a:avLst/>
+                                </a:prstGeom>
+                                <a:noFill/>
+                                <a:ln>
+                                  <a:noFill/>
+                                </a:ln>
+                              </wps:spPr>
+                              <wps:style>
+                                <a:lnRef idx="2">
+                                  <a:schemeClr val="accent1">
+                                    <a:shade val="50000"/>
+                                  </a:schemeClr>
+                                </a:lnRef>
+                                <a:fillRef idx="1">
+                                  <a:schemeClr val="accent1"/>
+                                </a:fillRef>
+                                <a:effectRef idx="0">
+                                  <a:schemeClr val="accent1"/>
+                                </a:effectRef>
+                                <a:fontRef idx="minor">
+                                  <a:schemeClr val="lt1"/>
+                                </a:fontRef>
+                              </wps:style>
+                              <wps:bodyPr rot="0" spcFirstLastPara="0" vertOverflow="overflow" horzOverflow="overflow" vert="horz" wrap="square" lIns="91440" tIns="45720" rIns="91440" bIns="45720" numCol="1" spcCol="0" rtlCol="0" fromWordArt="0" anchor="ctr" anchorCtr="0" forceAA="0" compatLnSpc="1">
+                                <a:prstTxWarp prst="textNoShape">
+                                  <a:avLst/>
+                                </a:prstTxWarp>
+                                <a:noAutofit/>
+                              </wps:bodyPr>
+                            </wps:wsp>
+                          </wpg:grpSp>
+                          <wps:wsp>
+                            <wps:cNvPr id="463" name="Text Box 463" title="Title and subtitle"/>
+                            <wps:cNvSpPr txBox="1"/>
+                            <wps:spPr>
+                              <a:xfrm>
+                                <a:off x="771525" y="762000"/>
+                                <a:ext cx="5610225" cy="2591435"/>
+                              </a:xfrm>
+                              <a:prstGeom prst="rect">
+                                <a:avLst/>
+                              </a:prstGeom>
+                              <a:noFill/>
+                              <a:ln w="6350">
+                                <a:noFill/>
+                              </a:ln>
+                            </wps:spPr>
+                            <wps:txbx>
+                              <w:txbxContent>
+                                <w:sdt>
+                                  <w:sdtPr>
+                                    <w:rPr>
+                                      <w:rFonts w:asciiTheme="majorHAnsi" w:hAnsiTheme="majorHAnsi"/>
+                                      <w:color w:val="0E2841" w:themeColor="text2"/>
+                                      <w:spacing w:val="10"/>
+                                      <w:sz w:val="36"/>
+                                      <w:szCs w:val="36"/>
+                                    </w:rPr>
+                                    <w:alias w:val="Subtitle"/>
+                                    <w:tag w:val=""/>
+                                    <w:id w:val="-925647391"/>
+                                    <w:dataBinding w:prefixMappings="xmlns:ns0='http://purl.org/dc/elements/1.1/' xmlns:ns1='http://schemas.openxmlformats.org/package/2006/metadata/core-properties' " w:xpath="/ns1:coreProperties[1]/ns0:subject[1]" w:storeItemID="{6C3C8BC8-F283-45AE-878A-BAB7291924A1}"/>
+                                    <w15:appearance w15:val="hidden"/>
+                                    <w:text/>
+                                  </w:sdtPr>
+                                  <w:sdtContent>
+                                    <w:p>
+                                      <w:pPr>
+                                        <w:pStyle w:val="NoSpacing"/>
+                                        <w:spacing w:after="240" w:line="216" w:lineRule="auto"/>
+                                        <w:rPr>
+                                          <w:rFonts w:asciiTheme="majorHAnsi" w:hAnsiTheme="majorHAnsi"/>
+                                          <w:color w:val="0E2841" w:themeColor="text2"/>
+                                          <w:spacing w:val="10"/>
+                                          <w:sz w:val="36"/>
+                                          <w:szCs w:val="36"/>
+                                        </w:rPr>
+                                      </w:pPr>
+                                      <w:r>
+                                        <w:rPr>
+                                          <w:rFonts w:asciiTheme="majorHAnsi" w:hAnsiTheme="majorHAnsi"/>
+                                          <w:color w:val="0E2841" w:themeColor="text2"/>
+                                          <w:spacing w:val="10"/>
+                                          <w:sz w:val="36"/>
+                                          <w:szCs w:val="36"/>
+                                        </w:rPr>
+                                        <w:t>Simple Platformer</w:t>
+                                      </w:r>
+                                    </w:p>
+                                  </w:sdtContent>
+                                </w:sdt>
+                                <w:sdt>
+                                  <w:sdtPr>
+                                    <w:rPr>
+                                      <w:rFonts w:asciiTheme="majorHAnsi" w:hAnsiTheme="majorHAnsi"/>
+                                      <w:caps/>
+                                      <w:color w:val="0E2841" w:themeColor="text2"/>
+                                      <w:sz w:val="96"/>
+                                      <w:szCs w:val="96"/>
+                                    </w:rPr>
+                                    <w:alias w:val="Title"/>
+                                    <w:tag w:val=""/>
+                                    <w:id w:val="-917322602"/>
+                                    <w:dataBinding w:prefixMappings="xmlns:ns0='http://purl.org/dc/elements/1.1/' xmlns:ns1='http://schemas.openxmlformats.org/package/2006/metadata/core-properties' " w:xpath="/ns1:coreProperties[1]/ns0:title[1]" w:storeItemID="{6C3C8BC8-F283-45AE-878A-BAB7291924A1}"/>
+                                    <w15:appearance w15:val="hidden"/>
+                                    <w:text/>
+                                  </w:sdtPr>
+                                  <w:sdtContent>
+                                    <w:p>
+                                      <w:pPr>
+                                        <w:pStyle w:val="NoSpacing"/>
+                                        <w:spacing w:line="216" w:lineRule="auto"/>
+                                        <w:rPr>
+                                          <w:rFonts w:asciiTheme="majorHAnsi" w:hAnsiTheme="majorHAnsi"/>
+                                          <w:caps/>
+                                          <w:color w:val="0E2841" w:themeColor="text2"/>
+                                          <w:sz w:val="96"/>
+                                          <w:szCs w:val="96"/>
+                                        </w:rPr>
+                                      </w:pPr>
+                                      <w:r>
+                                        <w:rPr>
+                                          <w:rFonts w:asciiTheme="majorHAnsi" w:hAnsiTheme="majorHAnsi"/>
+                                          <w:caps/>
+                                          <w:color w:val="0E2841" w:themeColor="text2"/>
+                                          <w:sz w:val="96"/>
+                                          <w:szCs w:val="96"/>
+                                        </w:rPr>
+                                        <w:t>Dokumentace k projektu</w:t>
+                                      </w:r>
+                                    </w:p>
+                                  </w:sdtContent>
+                                </w:sdt>
+                              </w:txbxContent>
+                            </wps:txbx>
+                            <wps:bodyPr rot="0" spcFirstLastPara="0" vertOverflow="overflow" horzOverflow="overflow" vert="horz" wrap="square" lIns="457200" tIns="457200" rIns="0" bIns="0" numCol="1" spcCol="0" rtlCol="0" fromWordArt="0" anchor="b" anchorCtr="0" forceAA="0" compatLnSpc="1">
+                              <a:prstTxWarp prst="textNoShape">
+                                <a:avLst/>
+                              </a:prstTxWarp>
+                              <a:noAutofit/>
+                            </wps:bodyPr>
+                          </wps:wsp>
+                        </wpg:wgp>
+                      </a:graphicData>
+                    </a:graphic>
+                    <wp14:sizeRelH relativeFrom="margin">
+                      <wp14:pctWidth>0</wp14:pctWidth>
+                    </wp14:sizeRelH>
+                    <wp14:sizeRelV relativeFrom="margin">
+                      <wp14:pctHeight>0</wp14:pctHeight>
+                    </wp14:sizeRelV>
+                  </wp:anchor>
+                </w:drawing>
+              </mc:Choice>
+              <mc:Fallback>
+                <w:pict>
+                  <v:group w14:anchorId="68E37727" id="Group 125" o:spid="_x0000_s1031" alt="Title: Title and subtitle with crop mark graphic" style="position:absolute;margin-left:0;margin-top:0;width:502.55pt;height:267.85pt;z-index:251662336;mso-position-horizontal:left;mso-position-horizontal-relative:page;mso-position-vertical:top;mso-position-vertical-relative:page;mso-width-relative:margin;mso-height-relative:margin" coordsize="63817,34015" o:gfxdata="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">
+                    <v:group id="Group 460" o:spid="_x0000_s1032" style="position:absolute;width:26426;height:34015" coordsize="26426,34015" o:gfxdata="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">
+                      <v:shape id="Freeform 461" o:spid="_x0000_s1033" style="position:absolute;left:5048;top:5048;width:21336;height:28670;visibility:visible;mso-wrap-style:square;v-text-anchor:top" coordsize="1344,1806" o:gfxdata="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" path="m168,1806l,1806,,,1344,r,165l168,165r,1641xe" fillcolor="#0e2841 [3215]" stroked="f">
+                        <v:path arrowok="t" o:connecttype="custom" o:connectlocs="266700,2867025;0,2867025;0,0;2133600,0;2133600,261938;266700,261938;266700,2867025" o:connectangles="0,0,0,0,0,0,0"/>
+                      </v:shape>
+                      <v:rect id="Rectangle 462" o:spid="_x0000_s1034" style="position:absolute;width:26426;height:34015;visibility:visible;mso-wrap-style:square;v-text-anchor:middle" o:gfxdata="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" filled="f" stroked="f" strokeweight="1.5pt"/>
+                    </v:group>
+                    <v:shape id="Text Box 463" o:spid="_x0000_s1035" type="#_x0000_t202" style="position:absolute;left:7715;top:7620;width:56102;height:25914;visibility:visible;mso-wrap-style:square;v-text-anchor:bottom" o:gfxdata="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" filled="f" stroked="f" strokeweight=".5pt">
+                      <v:textbox inset="36pt,36pt,0,0">
+                        <w:txbxContent>
+                          <w:sdt>
+                            <w:sdtPr>
+                              <w:rPr>
+                                <w:rFonts w:asciiTheme="majorHAnsi" w:hAnsiTheme="majorHAnsi"/>
+                                <w:color w:val="0E2841" w:themeColor="text2"/>
+                                <w:spacing w:val="10"/>
+                                <w:sz w:val="36"/>
+                                <w:szCs w:val="36"/>
+                              </w:rPr>
+                              <w:alias w:val="Subtitle"/>
+                              <w:tag w:val=""/>
+                              <w:id w:val="-925647391"/>
+                              <w:dataBinding w:prefixMappings="xmlns:ns0='http://purl.org/dc/elements/1.1/' xmlns:ns1='http://schemas.openxmlformats.org/package/2006/metadata/core-properties' " w:xpath="/ns1:coreProperties[1]/ns0:subject[1]" w:storeItemID="{6C3C8BC8-F283-45AE-878A-BAB7291924A1}"/>
+                              <w15:appearance w15:val="hidden"/>
+                              <w:text/>
+                            </w:sdtPr>
+                            <w:sdtContent>
+                              <w:p>
+                                <w:pPr>
+                                  <w:pStyle w:val="NoSpacing"/>
+                                  <w:spacing w:after="240" w:line="216" w:lineRule="auto"/>
+                                  <w:rPr>
+                                    <w:rFonts w:asciiTheme="majorHAnsi" w:hAnsiTheme="majorHAnsi"/>
+                                    <w:color w:val="0E2841" w:themeColor="text2"/>
+                                    <w:spacing w:val="10"/>
+                                    <w:sz w:val="36"/>
+                                    <w:szCs w:val="36"/>
+                                  </w:rPr>
+                                </w:pPr>
+                                <w:r>
+                                  <w:rPr>
+                                    <w:rFonts w:asciiTheme="majorHAnsi" w:hAnsiTheme="majorHAnsi"/>
+                                    <w:color w:val="0E2841" w:themeColor="text2"/>
+                                    <w:spacing w:val="10"/>
+                                    <w:sz w:val="36"/>
+                                    <w:szCs w:val="36"/>
+                                  </w:rPr>
+                                  <w:t>Simple Platformer</w:t>
+                                </w:r>
+                              </w:p>
+                            </w:sdtContent>
+                          </w:sdt>
+                          <w:sdt>
+                            <w:sdtPr>
+                              <w:rPr>
+                                <w:rFonts w:asciiTheme="majorHAnsi" w:hAnsiTheme="majorHAnsi"/>
+                                <w:caps/>
+                                <w:color w:val="0E2841" w:themeColor="text2"/>
+                                <w:sz w:val="96"/>
+                                <w:szCs w:val="96"/>
+                              </w:rPr>
+                              <w:alias w:val="Title"/>
+                              <w:tag w:val=""/>
+                              <w:id w:val="-917322602"/>
+                              <w:dataBinding w:prefixMappings="xmlns:ns0='http://purl.org/dc/elements/1.1/' xmlns:ns1='http://schemas.openxmlformats.org/package/2006/metadata/core-properties' " w:xpath="/ns1:coreProperties[1]/ns0:title[1]" w:storeItemID="{6C3C8BC8-F283-45AE-878A-BAB7291924A1}"/>
+                              <w15:appearance w15:val="hidden"/>
+                              <w:text/>
+                            </w:sdtPr>
+                            <w:sdtContent>
+                              <w:p>
+                                <w:pPr>
+                                  <w:pStyle w:val="NoSpacing"/>
+                                  <w:spacing w:line="216" w:lineRule="auto"/>
+                                  <w:rPr>
+                                    <w:rFonts w:asciiTheme="majorHAnsi" w:hAnsiTheme="majorHAnsi"/>
+                                    <w:caps/>
+                                    <w:color w:val="0E2841" w:themeColor="text2"/>
+                                    <w:sz w:val="96"/>
+                                    <w:szCs w:val="96"/>
+                                  </w:rPr>
+                                </w:pPr>
+                                <w:r>
+                                  <w:rPr>
+                                    <w:rFonts w:asciiTheme="majorHAnsi" w:hAnsiTheme="majorHAnsi"/>
+                                    <w:caps/>
+                                    <w:color w:val="0E2841" w:themeColor="text2"/>
+                                    <w:sz w:val="96"/>
+                                    <w:szCs w:val="96"/>
+                                  </w:rPr>
+                                  <w:t>Dokumentace k projektu</w:t>
+                                </w:r>
+                              </w:p>
+                            </w:sdtContent>
+                          </w:sdt>
+                        </w:txbxContent>
+                      </v:textbox>
+                    </v:shape>
+                    <w10:wrap anchorx="page" anchory="page"/>
+                  </v:group>
+                </w:pict>
+              </mc:Fallback>
+            </mc:AlternateContent>
+          </w:r>
+          <w:r>
+            <w:rPr>
+              <w:noProof/>
+            </w:rPr>
+            <mc:AlternateContent>
+              <mc:Choice Requires="wps">
+                <w:drawing>
+                  <wp:anchor distT="0" distB="0" distL="114300" distR="114300" simplePos="0" relativeHeight="251661312" behindDoc="1" locked="0" layoutInCell="1" allowOverlap="1" wp14:anchorId="4EC1DD55" wp14:editId="7E54D66C">
+                    <wp:simplePos x="0" y="0"/>
+                    <wp:positionH relativeFrom="page">
+                      <wp:align>center</wp:align>
+                    </wp:positionH>
+                    <wp:positionV relativeFrom="page">
+                      <wp:align>center</wp:align>
+                    </wp:positionV>
+                    <wp:extent cx="7315200" cy="9601200"/>
+                    <wp:effectExtent l="0" t="0" r="1270" b="5715"/>
+                    <wp:wrapNone/>
+                    <wp:docPr id="464" name="Rectangle 127" title="Color background"/>
+                    <wp:cNvGraphicFramePr>
+                      <a:graphicFrameLocks xmlns:a="http://schemas.openxmlformats.org/drawingml/2006/main"/>
+                    </wp:cNvGraphicFramePr>
+                    <a:graphic xmlns:a="http://schemas.openxmlformats.org/drawingml/2006/main">
+                      <a:graphicData uri="http://schemas.microsoft.com/office/word/2010/wordprocessingShape">
+                        <wps:wsp>
+                          <wps:cNvSpPr>
+                            <a:spLocks noChangeArrowheads="1"/>
+                          </wps:cNvSpPr>
+                          <wps:spPr bwMode="auto">
+                            <a:xfrm>
+                              <a:off x="0" y="0"/>
+                              <a:ext cx="7315200" cy="9601200"/>
+                            </a:xfrm>
+                            <a:prstGeom prst="rect">
+                              <a:avLst/>
+                            </a:prstGeom>
+                            <a:solidFill>
+                              <a:schemeClr val="bg2"/>
+                            </a:solidFill>
+                            <a:ln>
+                              <a:noFill/>
+                            </a:ln>
+                          </wps:spPr>
+                          <wps:bodyPr vert="horz" wrap="square" lIns="91440" tIns="45720" rIns="91440" bIns="45720" numCol="1" anchor="t" anchorCtr="0" compatLnSpc="1">
+                            <a:prstTxWarp prst="textNoShape">
+                              <a:avLst/>
+                            </a:prstTxWarp>
+                          </wps:bodyPr>
+                        </wps:wsp>
+                      </a:graphicData>
+                    </a:graphic>
+                    <wp14:sizeRelH relativeFrom="page">
+                      <wp14:pctWidth>94100</wp14:pctWidth>
+                    </wp14:sizeRelH>
+                    <wp14:sizeRelV relativeFrom="page">
+                      <wp14:pctHeight>95400</wp14:pctHeight>
+                    </wp14:sizeRelV>
+                  </wp:anchor>
+                </w:drawing>
+              </mc:Choice>
+              <mc:Fallback>
+                <w:pict>
+                  <v:rect w14:anchorId="6A46275D" id="Rectangle 127" o:spid="_x0000_s1026" alt="Title: Color background" style="position:absolute;margin-left:0;margin-top:0;width:8in;height:756pt;z-index:-251655168;visibility:visible;mso-wrap-style:square;mso-width-percent:941;mso-height-percent:954;mso-wrap-distance-left:9pt;mso-wrap-distance-top:0;mso-wrap-distance-right:9pt;mso-wrap-distance-bottom:0;mso-position-horizontal:center;mso-position-horizontal-relative:page;mso-position-vertical:center;mso-position-vertical-relative:page;mso-width-percent:941;mso-height-percent:954;mso-width-relative:page;mso-height-relative:page;v-text-anchor:top" o:gfxdata="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" fillcolor="#e8e8e8 [3214]" stroked="f">
+                    <w10:wrap anchorx="page" anchory="page"/>
+                  </v:rect>
+                </w:pict>
+              </mc:Fallback>
+            </mc:AlternateContent>
+          </w:r>
+        </w:p>
+        <w:p>
+          <w:r>
+            <w:br w:type="page"/>
+          </w:r>
+        </w:p>
+      </w:sdtContent>
+    </w:sdt>
     <w:p>
       <w:pPr>
-        <w:jc w:val="center"/>
+        <w:pStyle w:val="Heading1"/>
+        <w:rPr>
+          <w:color w:val="auto"/>
+          <w:lang w:val="cs-CZ"/>
+        </w:rPr>
       </w:pPr>
       <w:r>
         <w:rPr>
-          <w:noProof/>
+          <w:color w:val="auto"/>
+          <w:lang w:val="cs-CZ"/>
         </w:rPr>
-        <mc:AlternateContent>
-          <mc:Choice Requires="wps">
-            <w:drawing>
-              <wp:anchor distT="0" distB="0" distL="114300" distR="114300" simplePos="0" relativeHeight="251659264" behindDoc="0" locked="0" layoutInCell="1" allowOverlap="1" wp14:anchorId="1182E150" wp14:editId="439DB0D0">
-                <wp:simplePos x="0" y="0"/>
-                <wp:positionH relativeFrom="column">
-                  <wp:posOffset>387350</wp:posOffset>
-                </wp:positionH>
-                <wp:positionV relativeFrom="paragraph">
-                  <wp:posOffset>3313430</wp:posOffset>
-                </wp:positionV>
-                <wp:extent cx="1828800" cy="896112"/>
-                <wp:effectExtent l="0" t="0" r="0" b="0"/>
-                <wp:wrapNone/>
-                <wp:docPr id="1399419517" name="Text Box 1"/>
-                <wp:cNvGraphicFramePr/>
-                <a:graphic xmlns:a="http://schemas.openxmlformats.org/drawingml/2006/main">
-                  <a:graphicData uri="http://schemas.microsoft.com/office/word/2010/wordprocessingShape">
-                    <wps:wsp>
-                      <wps:cNvSpPr txBox="1"/>
-                      <wps:spPr>
-                        <a:xfrm>
-                          <a:off x="0" y="0"/>
-                          <a:ext cx="1828800" cy="896112"/>
-                        </a:xfrm>
-                        <a:prstGeom prst="rect">
-                          <a:avLst/>
-                        </a:prstGeom>
-                        <a:noFill/>
-                        <a:ln>
-                          <a:noFill/>
-                        </a:ln>
-                      </wps:spPr>
-                      <wps:txbx>
-                        <w:txbxContent>
-                          <w:p>
-                            <w:pPr>
-                              <w:jc w:val="center"/>
-                              <w:rPr>
-                                <w:color w:val="000000" w:themeColor="text1"/>
-                                <w:sz w:val="72"/>
-                                <w:szCs w:val="72"/>
-                                <w:lang w:val="cs-CZ"/>
-                                <w14:shadow w14:blurRad="38100" w14:dist="19050" w14:dir="2700000" w14:sx="100000" w14:sy="100000" w14:kx="0" w14:ky="0" w14:algn="tl">
-                                  <w14:schemeClr w14:val="dk1">
-                                    <w14:alpha w14:val="60000"/>
-                                  </w14:schemeClr>
-                                </w14:shadow>
-                                <w14:textOutline w14:w="0" w14:cap="flat" w14:cmpd="sng" w14:algn="ctr">
-                                  <w14:noFill/>
-                                  <w14:prstDash w14:val="solid"/>
-                                  <w14:round/>
-                                </w14:textOutline>
-                              </w:rPr>
-                            </w:pPr>
-                            <w:r>
-                              <w:rPr>
-                                <w:color w:val="000000" w:themeColor="text1"/>
-                                <w:sz w:val="72"/>
-                                <w:szCs w:val="72"/>
-                                <w:lang w:val="cs-CZ"/>
-                                <w14:shadow w14:blurRad="38100" w14:dist="19050" w14:dir="2700000" w14:sx="100000" w14:sy="100000" w14:kx="0" w14:ky="0" w14:algn="tl">
-                                  <w14:schemeClr w14:val="dk1">
-                                    <w14:alpha w14:val="60000"/>
-                                  </w14:schemeClr>
-                                </w14:shadow>
-                                <w14:textOutline w14:w="0" w14:cap="flat" w14:cmpd="sng" w14:algn="ctr">
-                                  <w14:noFill/>
-                                  <w14:prstDash w14:val="solid"/>
-                                  <w14:round/>
-                                </w14:textOutline>
-                              </w:rPr>
-                              <w:t>Dokumentace k projektu</w:t>
-                            </w:r>
-                          </w:p>
-                        </w:txbxContent>
-                      </wps:txbx>
-                      <wps:bodyPr rot="0" spcFirstLastPara="0" vertOverflow="overflow" horzOverflow="overflow" vert="horz" wrap="none" lIns="91440" tIns="45720" rIns="91440" bIns="45720" numCol="1" spcCol="0" rtlCol="0" fromWordArt="0" anchor="t" anchorCtr="0" forceAA="0" compatLnSpc="1">
-                        <a:prstTxWarp prst="textNoShape">
-                          <a:avLst/>
-                        </a:prstTxWarp>
-                        <a:noAutofit/>
-                      </wps:bodyPr>
-                    </wps:wsp>
-                  </a:graphicData>
-                </a:graphic>
-                <wp14:sizeRelV relativeFrom="margin">
-                  <wp14:pctHeight>0</wp14:pctHeight>
-                </wp14:sizeRelV>
-              </wp:anchor>
-            </w:drawing>
-          </mc:Choice>
-          <mc:Fallback>
-            <w:pict>
-              <v:shapetype w14:anchorId="1182E150" id="_x0000_t202" coordsize="21600,21600" o:spt="202" path="m,l,21600r21600,l21600,xe">
-                <v:stroke joinstyle="miter"/>
-                <v:path gradientshapeok="t" o:connecttype="rect"/>
-              </v:shapetype>
-              <v:shape id="Text Box 1" o:spid="_x0000_s1026" type="#_x0000_t202" style="position:absolute;left:0;text-align:left;margin-left:30.5pt;margin-top:260.9pt;width:2in;height:70.55pt;z-index:251659264;visibility:visible;mso-wrap-style:none;mso-height-percent:0;mso-wrap-distance-left:9pt;mso-wrap-distance-top:0;mso-wrap-distance-right:9pt;mso-wrap-distance-bottom:0;mso-position-horizontal:absolute;mso-position-horizontal-relative:text;mso-position-vertical:absolute;mso-position-vertical-relative:text;mso-height-percent:0;mso-height-relative:margin;v-text-anchor:top" o:gfxdata="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" filled="f" stroked="f">
-                <v:fill o:detectmouseclick="t"/>
-                <v:textbox>
-                  <w:txbxContent>
-                    <w:p>
-                      <w:pPr>
-                        <w:jc w:val="center"/>
-                        <w:rPr>
-                          <w:color w:val="000000" w:themeColor="text1"/>
-                          <w:sz w:val="72"/>
-                          <w:szCs w:val="72"/>
-                          <w:lang w:val="cs-CZ"/>
-                          <w14:shadow w14:blurRad="38100" w14:dist="19050" w14:dir="2700000" w14:sx="100000" w14:sy="100000" w14:kx="0" w14:ky="0" w14:algn="tl">
-                            <w14:schemeClr w14:val="dk1">
-                              <w14:alpha w14:val="60000"/>
-                            </w14:schemeClr>
-                          </w14:shadow>
-                          <w14:textOutline w14:w="0" w14:cap="flat" w14:cmpd="sng" w14:algn="ctr">
-                            <w14:noFill/>
-                            <w14:prstDash w14:val="solid"/>
-                            <w14:round/>
-                          </w14:textOutline>
-                        </w:rPr>
-                      </w:pPr>
-                      <w:r>
-                        <w:rPr>
-                          <w:color w:val="000000" w:themeColor="text1"/>
-                          <w:sz w:val="72"/>
-                          <w:szCs w:val="72"/>
-                          <w:lang w:val="cs-CZ"/>
-                          <w14:shadow w14:blurRad="38100" w14:dist="19050" w14:dir="2700000" w14:sx="100000" w14:sy="100000" w14:kx="0" w14:ky="0" w14:algn="tl">
-                            <w14:schemeClr w14:val="dk1">
-                              <w14:alpha w14:val="60000"/>
-                            </w14:schemeClr>
-                          </w14:shadow>
-                          <w14:textOutline w14:w="0" w14:cap="flat" w14:cmpd="sng" w14:algn="ctr">
-                            <w14:noFill/>
-                            <w14:prstDash w14:val="solid"/>
-                            <w14:round/>
-                          </w14:textOutline>
-                        </w:rPr>
-                        <w:t>Dokumentace k projektu</w:t>
-                      </w:r>
-                    </w:p>
-                  </w:txbxContent>
-                </v:textbox>
-              </v:shape>
-            </w:pict>
-          </mc:Fallback>
-        </mc:AlternateContent>
+        <w:lastRenderedPageBreak/>
+        <w:t xml:space="preserve">Úvod a </w:t>
       </w:r>
+      <w:r>
+        <w:rPr>
+          <w:color w:val="auto"/>
+          <w:lang w:val="cs-CZ"/>
+        </w:rPr>
+        <w:t>k</w:t>
+      </w:r>
+      <w:r>
+        <w:rPr>
+          <w:color w:val="auto"/>
+          <w:lang w:val="cs-CZ"/>
+        </w:rPr>
+        <w:t>oncept</w:t>
+      </w:r>
+    </w:p>
+    <w:p>
+      <w:pPr>
+        <w:rPr>
+          <w:lang w:val="cs-CZ"/>
+        </w:rPr>
+      </w:pPr>
     </w:p>
     <w:sectPr>
       <w:pgSz w:w="12240" w:h="15840"/>
       <w:pgMar w:top="1440" w:right="1440" w:bottom="1440" w:left="1440" w:header="720" w:footer="720" w:gutter="0"/>
+      <w:pgNumType w:start="0"/>
       <w:cols w:space="720"/>
+      <w:titlePg/>
       <w:docGrid w:linePitch="360"/>
     </w:sectPr>
   </w:body>
@@ -1087,6 +1858,39 @@
       <w:spacing w:val="5"/>
     </w:rPr>
   </w:style>
+  <w:style w:type="paragraph" w:styleId="NoSpacing">
+    <w:name w:val="No Spacing"/>
+    <w:link w:val="NoSpacingChar"/>
+    <w:uiPriority w:val="1"/>
+    <w:qFormat/>
+    <w:rsid w:val="001B63F7"/>
+    <w:pPr>
+      <w:spacing w:after="0" w:line="240" w:lineRule="auto"/>
+    </w:pPr>
+    <w:rPr>
+      <w:rFonts w:eastAsiaTheme="minorEastAsia"/>
+      <w:kern w:val="0"/>
+      <w:sz w:val="22"/>
+      <w:szCs w:val="22"/>
+      <w:lang w:eastAsia="zh-CN"/>
+      <w14:ligatures w14:val="none"/>
+    </w:rPr>
+  </w:style>
+  <w:style w:type="character" w:customStyle="1" w:styleId="NoSpacingChar">
+    <w:name w:val="No Spacing Char"/>
+    <w:basedOn w:val="DefaultParagraphFont"/>
+    <w:link w:val="NoSpacing"/>
+    <w:uiPriority w:val="1"/>
+    <w:rsid w:val="001B63F7"/>
+    <w:rPr>
+      <w:rFonts w:eastAsiaTheme="minorEastAsia"/>
+      <w:kern w:val="0"/>
+      <w:sz w:val="22"/>
+      <w:szCs w:val="22"/>
+      <w:lang w:eastAsia="zh-CN"/>
+      <w14:ligatures w14:val="none"/>
+    </w:rPr>
+  </w:style>
 </w:styles>
 </file>
 
